--- a/static/downloads/es/docx/layer-1/membership-agreement.docx
+++ b/static/downloads/es/docx/layer-1/membership-agreement.docx
@@ -87,7 +87,7 @@
         <w:t xml:space="preserve"> </w:t>
       </w:r>
       <w:r>
-        <w:t xml:space="preserve">2026-06-26</w:t>
+        <w:t xml:space="preserve">2026-07-07</w:t>
       </w:r>
     </w:p>
     <w:p>
@@ -252,10 +252,10 @@
     </w:p>
     <w:p>
       <w:pPr>
-        <w:pStyle w:val="BlockText"/>
-      </w:pPr>
-      <w:r>
-        <w:t xml:space="preserve">Firmado (o reconocido explícitamente) por cada miembro en el momento de su admisión. Define los derechos y obligaciones de cada estado de membresía.</w:t>
+        <w:pStyle w:val="FirstParagraph"/>
+      </w:pPr>
+      <w:r>
+        <w:t xml:space="preserve">&gt; Firmado (o reconocido explícitamente) por cada miembro en el momento de su admisión. Define los derechos y obligaciones de cada estado de membresía.</w:t>
       </w:r>
     </w:p>
     <w:p>
@@ -329,8 +329,14 @@
     </w:p>
     <w:p>
       <w:pPr>
-        <w:pStyle w:val="BlockText"/>
-      </w:pPr>
+        <w:pStyle w:val="BodyText"/>
+      </w:pPr>
+      <w:r>
+        <w:t xml:space="preserve">&gt;</w:t>
+      </w:r>
+      <w:r>
+        <w:t xml:space="preserve"> </w:t>
+      </w:r>
       <w:r>
         <w:rPr>
           <w:b/>
@@ -338,19 +344,29 @@
         </w:rPr>
         <w:t xml:space="preserve">Justificación — ¿Por qué declarar el estado al firmar</w:t>
       </w:r>
-    </w:p>
-    <w:p>
-      <w:pPr>
-        <w:pStyle w:val="BlockText"/>
-      </w:pPr>
-      <w:r>
-        <w:t xml:space="preserve">La membresía no es un simple binario. Una persona que se incorpora debe saber exactamente en qué estado está entrando — Prueba o Pleno — porque el estado determina lo que puede hacer y lo que se espera de ella. Nombrarlo en el momento del consentimiento evita ambigüedades posteriores sobre lo que realmente aceptó.</w:t>
-      </w:r>
-    </w:p>
-    <w:p>
-      <w:pPr>
-        <w:pStyle w:val="BlockText"/>
-      </w:pPr>
+      <w:r>
+        <w:t xml:space="preserve"> </w:t>
+      </w:r>
+      <w:r>
+        <w:t xml:space="preserve">&gt;</w:t>
+      </w:r>
+      <w:r>
+        <w:t xml:space="preserve"> </w:t>
+      </w:r>
+      <w:r>
+        <w:t xml:space="preserve">&gt; La membresía no es un simple binario. Una persona que se incorpora debe saber exactamente en qué estado está entrando — Prueba o Pleno — porque el estado determina lo que puede hacer y lo que se espera de ella. Nombrarlo en el momento del consentimiento evita ambigüedades posteriores sobre lo que realmente aceptó.</w:t>
+      </w:r>
+    </w:p>
+    <w:p>
+      <w:pPr>
+        <w:pStyle w:val="BodyText"/>
+      </w:pPr>
+      <w:r>
+        <w:t xml:space="preserve">&gt;</w:t>
+      </w:r>
+      <w:r>
+        <w:t xml:space="preserve"> </w:t>
+      </w:r>
       <w:r>
         <w:rPr>
           <w:b/>
@@ -358,18 +374,22 @@
         </w:rPr>
         <w:t xml:space="preserve">Instrucciones — Cómo completar esta sección</w:t>
       </w:r>
-    </w:p>
-    <w:p>
-      <w:pPr>
-        <w:pStyle w:val="BlockText"/>
-      </w:pPr>
-      <w:r>
-        <w:t xml:space="preserve">Indica qué estado(s) de membresía recibe un nuevo miembro al firmar (p. ej., Miembro en Prueba, Miembro Pleno, o cualquier estado personalizado definido en tu Registro de Estados de Membresía).</w:t>
-      </w:r>
-    </w:p>
-    <w:p>
-      <w:pPr>
-        <w:pStyle w:val="FirstParagraph"/>
+      <w:r>
+        <w:t xml:space="preserve"> </w:t>
+      </w:r>
+      <w:r>
+        <w:t xml:space="preserve">&gt;</w:t>
+      </w:r>
+      <w:r>
+        <w:t xml:space="preserve"> </w:t>
+      </w:r>
+      <w:r>
+        <w:t xml:space="preserve">&gt; Indica qué estado(s) de membresía recibe un nuevo miembro al firmar (p. ej., Miembro en Prueba, Miembro Pleno, o cualquier estado personalizado definido en tu Registro de Estados de Membresía).</w:t>
+      </w:r>
+    </w:p>
+    <w:p>
+      <w:pPr>
+        <w:pStyle w:val="BodyText"/>
       </w:pPr>
       <w:r>
         <w:rPr>
@@ -468,8 +488,14 @@
     </w:p>
     <w:p>
       <w:pPr>
-        <w:pStyle w:val="BlockText"/>
-      </w:pPr>
+        <w:pStyle w:val="BodyText"/>
+      </w:pPr>
+      <w:r>
+        <w:t xml:space="preserve">&gt;</w:t>
+      </w:r>
+      <w:r>
+        <w:t xml:space="preserve"> </w:t>
+      </w:r>
       <w:r>
         <w:rPr>
           <w:b/>
@@ -477,19 +503,29 @@
         </w:rPr>
         <w:t xml:space="preserve">Justificación — ¿Por qué enumerar los derechos explícitamente</w:t>
       </w:r>
-    </w:p>
-    <w:p>
-      <w:pPr>
-        <w:pStyle w:val="BlockText"/>
-      </w:pPr>
-      <w:r>
-        <w:t xml:space="preserve">Los derechos que no están escritos son derechos que pueden retirarse en silencio. Enumerarlos hace que los compromisos de la comunidad sean legibles, exigibles y simétricos con las obligaciones que se pide a los miembros que asuman. Sin esta lista, las obligaciones se convierten en demandas abiertas sin protección recíproca.</w:t>
-      </w:r>
-    </w:p>
-    <w:p>
-      <w:pPr>
-        <w:pStyle w:val="BlockText"/>
-      </w:pPr>
+      <w:r>
+        <w:t xml:space="preserve"> </w:t>
+      </w:r>
+      <w:r>
+        <w:t xml:space="preserve">&gt;</w:t>
+      </w:r>
+      <w:r>
+        <w:t xml:space="preserve"> </w:t>
+      </w:r>
+      <w:r>
+        <w:t xml:space="preserve">&gt; Los derechos que no están escritos son derechos que pueden retirarse en silencio. Enumerarlos hace que los compromisos de la comunidad sean legibles, exigibles y simétricos con las obligaciones que se pide a los miembros que asuman. Sin esta lista, las obligaciones se convierten en demandas abiertas sin protección recíproca.</w:t>
+      </w:r>
+    </w:p>
+    <w:p>
+      <w:pPr>
+        <w:pStyle w:val="BodyText"/>
+      </w:pPr>
+      <w:r>
+        <w:t xml:space="preserve">&gt;</w:t>
+      </w:r>
+      <w:r>
+        <w:t xml:space="preserve"> </w:t>
+      </w:r>
       <w:r>
         <w:rPr>
           <w:b/>
@@ -497,13 +533,17 @@
         </w:rPr>
         <w:t xml:space="preserve">Instrucciones — Cómo completar esta sección</w:t>
       </w:r>
-    </w:p>
-    <w:p>
-      <w:pPr>
-        <w:pStyle w:val="BlockText"/>
-      </w:pPr>
-      <w:r>
-        <w:t xml:space="preserve">Enumera los derechos concretos otorgados a cada estado de membresía. Consulta la Matriz de Decisiones (Capa 2) para los derechos de voto, el Registro de Roles (Capa 5) para la elegibilidad de roles, y la Capa 4 para las garantías de debido proceso.</w:t>
+      <w:r>
+        <w:t xml:space="preserve"> </w:t>
+      </w:r>
+      <w:r>
+        <w:t xml:space="preserve">&gt;</w:t>
+      </w:r>
+      <w:r>
+        <w:t xml:space="preserve"> </w:t>
+      </w:r>
+      <w:r>
+        <w:t xml:space="preserve">&gt; Enumera los derechos concretos otorgados a cada estado de membresía. Consulta la Matriz de Decisiones (Capa 2) para los derechos de voto, el Registro de Roles (Capa 5) para la elegibilidad de roles, y la Capa 4 para las garantías de debido proceso.</w:t>
       </w:r>
     </w:p>
     <w:p>
@@ -723,8 +763,14 @@
     </w:p>
     <w:p>
       <w:pPr>
-        <w:pStyle w:val="BlockText"/>
-      </w:pPr>
+        <w:pStyle w:val="BodyText"/>
+      </w:pPr>
+      <w:r>
+        <w:t xml:space="preserve">&gt;</w:t>
+      </w:r>
+      <w:r>
+        <w:t xml:space="preserve"> </w:t>
+      </w:r>
       <w:r>
         <w:rPr>
           <w:b/>
@@ -732,13 +778,17 @@
         </w:rPr>
         <w:t xml:space="preserve">Justificación — ¿Por qué acotar las obligaciones estrictamente</w:t>
       </w:r>
-    </w:p>
-    <w:p>
-      <w:pPr>
-        <w:pStyle w:val="BlockText"/>
-      </w:pPr>
-      <w:r>
-        <w:t xml:space="preserve">Las obligaciones abiertas son la vía por la que las comunidades caen en la explotación —</w:t>
+      <w:r>
+        <w:t xml:space="preserve"> </w:t>
+      </w:r>
+      <w:r>
+        <w:t xml:space="preserve">&gt;</w:t>
+      </w:r>
+      <w:r>
+        <w:t xml:space="preserve"> </w:t>
+      </w:r>
+      <w:r>
+        <w:t xml:space="preserve">&gt; Las obligaciones abiertas son la vía por la que las comunidades caen en la explotación —</w:t>
       </w:r>
       <w:r>
         <w:t xml:space="preserve"> </w:t>
@@ -773,8 +823,14 @@
     </w:p>
     <w:p>
       <w:pPr>
-        <w:pStyle w:val="BlockText"/>
-      </w:pPr>
+        <w:pStyle w:val="BodyText"/>
+      </w:pPr>
+      <w:r>
+        <w:t xml:space="preserve">&gt;</w:t>
+      </w:r>
+      <w:r>
+        <w:t xml:space="preserve"> </w:t>
+      </w:r>
       <w:r>
         <w:rPr>
           <w:b/>
@@ -782,13 +838,17 @@
         </w:rPr>
         <w:t xml:space="preserve">Instrucciones — Cómo completar esta sección</w:t>
       </w:r>
-    </w:p>
-    <w:p>
-      <w:pPr>
-        <w:pStyle w:val="BlockText"/>
-      </w:pPr>
-      <w:r>
-        <w:t xml:space="preserve">Enumera obligaciones concretas y acotadas. Cada obligación debe ser verificable: un miembro debe poder saber si la está cumpliendo. Evita deberes vagos.</w:t>
+      <w:r>
+        <w:t xml:space="preserve"> </w:t>
+      </w:r>
+      <w:r>
+        <w:t xml:space="preserve">&gt;</w:t>
+      </w:r>
+      <w:r>
+        <w:t xml:space="preserve"> </w:t>
+      </w:r>
+      <w:r>
+        <w:t xml:space="preserve">&gt; Enumera obligaciones concretas y acotadas. Cada obligación debe ser verificable: un miembro debe poder saber si la está cumpliendo. Evita deberes vagos.</w:t>
       </w:r>
     </w:p>
     <w:p>
@@ -1016,8 +1076,14 @@
     </w:p>
     <w:p>
       <w:pPr>
-        <w:pStyle w:val="BlockText"/>
-      </w:pPr>
+        <w:pStyle w:val="BodyText"/>
+      </w:pPr>
+      <w:r>
+        <w:t xml:space="preserve">&gt;</w:t>
+      </w:r>
+      <w:r>
+        <w:t xml:space="preserve"> </w:t>
+      </w:r>
       <w:r>
         <w:rPr>
           <w:b/>
@@ -1025,11 +1091,21 @@
         </w:rPr>
         <w:t xml:space="preserve">Justificación — ¿Por qué definir la participación con números</w:t>
       </w:r>
-    </w:p>
-    <w:p>
-      <w:pPr>
-        <w:pStyle w:val="BlockText"/>
-      </w:pPr>
+      <w:r>
+        <w:t xml:space="preserve"> </w:t>
+      </w:r>
+      <w:r>
+        <w:t xml:space="preserve">&gt;</w:t>
+      </w:r>
+      <w:r>
+        <w:t xml:space="preserve"> </w:t>
+      </w:r>
+      <w:r>
+        <w:t xml:space="preserve">&gt;</w:t>
+      </w:r>
+      <w:r>
+        <w:t xml:space="preserve"> </w:t>
+      </w:r>
       <w:r>
         <w:t xml:space="preserve">“Miembro activo”</w:t>
       </w:r>
@@ -1042,8 +1118,14 @@
     </w:p>
     <w:p>
       <w:pPr>
-        <w:pStyle w:val="BlockText"/>
-      </w:pPr>
+        <w:pStyle w:val="BodyText"/>
+      </w:pPr>
+      <w:r>
+        <w:t xml:space="preserve">&gt;</w:t>
+      </w:r>
+      <w:r>
+        <w:t xml:space="preserve"> </w:t>
+      </w:r>
       <w:r>
         <w:rPr>
           <w:b/>
@@ -1051,13 +1133,17 @@
         </w:rPr>
         <w:t xml:space="preserve">Instrucciones — Cómo completar esta sección</w:t>
       </w:r>
-    </w:p>
-    <w:p>
-      <w:pPr>
-        <w:pStyle w:val="BlockText"/>
-      </w:pPr>
-      <w:r>
-        <w:t xml:space="preserve">Establece un mínimo medible (frecuencia × categoría), reglas de sustitución y ausencia, y el detonante que mueve a un miembro no participante a un proceso de la Capa 4.</w:t>
+      <w:r>
+        <w:t xml:space="preserve"> </w:t>
+      </w:r>
+      <w:r>
+        <w:t xml:space="preserve">&gt;</w:t>
+      </w:r>
+      <w:r>
+        <w:t xml:space="preserve"> </w:t>
+      </w:r>
+      <w:r>
+        <w:t xml:space="preserve">&gt; Establece un mínimo medible (frecuencia × categoría), reglas de sustitución y ausencia, y el detonante que mueve a un miembro no participante a un proceso de la Capa 4.</w:t>
       </w:r>
     </w:p>
     <w:p>
@@ -1202,8 +1288,14 @@
     </w:p>
     <w:p>
       <w:pPr>
-        <w:pStyle w:val="BlockText"/>
-      </w:pPr>
+        <w:pStyle w:val="FirstParagraph"/>
+      </w:pPr>
+      <w:r>
+        <w:t xml:space="preserve">&gt;</w:t>
+      </w:r>
+      <w:r>
+        <w:t xml:space="preserve"> </w:t>
+      </w:r>
       <w:r>
         <w:rPr>
           <w:b/>
@@ -1211,19 +1303,29 @@
         </w:rPr>
         <w:t xml:space="preserve">Justificación — ¿Por qué reiterar el debido proceso aquí</w:t>
       </w:r>
-    </w:p>
-    <w:p>
-      <w:pPr>
-        <w:pStyle w:val="BlockText"/>
-      </w:pPr>
-      <w:r>
-        <w:t xml:space="preserve">El Acuerdo de Membresía es el único documento que cada miembro realmente lee y al que da su consentimiento. Nombrar el debido proceso aquí — no solo en la Capa 4 — garantiza que ningún miembro pueda ser expulsado o restringido bajo una regla que no le fue mostrada cuando se incorporó. Cierra la brecha entre lo que la comunidad promete y lo que puede hacer.</w:t>
-      </w:r>
-    </w:p>
-    <w:p>
-      <w:pPr>
-        <w:pStyle w:val="BlockText"/>
-      </w:pPr>
+      <w:r>
+        <w:t xml:space="preserve"> </w:t>
+      </w:r>
+      <w:r>
+        <w:t xml:space="preserve">&gt;</w:t>
+      </w:r>
+      <w:r>
+        <w:t xml:space="preserve"> </w:t>
+      </w:r>
+      <w:r>
+        <w:t xml:space="preserve">&gt; El Acuerdo de Membresía es el único documento que cada miembro realmente lee y al que da su consentimiento. Nombrar el debido proceso aquí — no solo en la Capa 4 — garantiza que ningún miembro pueda ser expulsado o restringido bajo una regla que no le fue mostrada cuando se incorporó. Cierra la brecha entre lo que la comunidad promete y lo que puede hacer.</w:t>
+      </w:r>
+    </w:p>
+    <w:p>
+      <w:pPr>
+        <w:pStyle w:val="BodyText"/>
+      </w:pPr>
+      <w:r>
+        <w:t xml:space="preserve">&gt;</w:t>
+      </w:r>
+      <w:r>
+        <w:t xml:space="preserve"> </w:t>
+      </w:r>
       <w:r>
         <w:rPr>
           <w:b/>
@@ -1231,18 +1333,22 @@
         </w:rPr>
         <w:t xml:space="preserve">Instrucciones — Cómo completar esta sección</w:t>
       </w:r>
-    </w:p>
-    <w:p>
-      <w:pPr>
-        <w:pStyle w:val="BlockText"/>
-      </w:pPr>
-      <w:r>
-        <w:t xml:space="preserve">Haz referencia a la Escalera de Resolución de Conflictos (Capa 4) y al Protocolo de Salida y Separación para que cualquier miembro que lea el Acuerdo de Membresía sepa dónde residen las protecciones procedimentales.</w:t>
-      </w:r>
-    </w:p>
-    <w:p>
-      <w:pPr>
-        <w:pStyle w:val="FirstParagraph"/>
+      <w:r>
+        <w:t xml:space="preserve"> </w:t>
+      </w:r>
+      <w:r>
+        <w:t xml:space="preserve">&gt;</w:t>
+      </w:r>
+      <w:r>
+        <w:t xml:space="preserve"> </w:t>
+      </w:r>
+      <w:r>
+        <w:t xml:space="preserve">&gt; Haz referencia a la Escalera de Resolución de Conflictos (Capa 4) y al Protocolo de Salida y Separación para que cualquier miembro que lea el Acuerdo de Membresía sepa dónde residen las protecciones procedimentales.</w:t>
+      </w:r>
+    </w:p>
+    <w:p>
+      <w:pPr>
+        <w:pStyle w:val="BodyText"/>
       </w:pPr>
       <w:r>
         <w:t xml:space="preserve">Cualquier salida forzada, suspensión o restricción de acceso sigue el debido proceso de la Capa 4 y el Protocolo de Salida y Separación.</w:t>
@@ -1260,8 +1366,14 @@
     </w:p>
     <w:p>
       <w:pPr>
-        <w:pStyle w:val="BlockText"/>
-      </w:pPr>
+        <w:pStyle w:val="FirstParagraph"/>
+      </w:pPr>
+      <w:r>
+        <w:t xml:space="preserve">&gt;</w:t>
+      </w:r>
+      <w:r>
+        <w:t xml:space="preserve"> </w:t>
+      </w:r>
       <w:r>
         <w:rPr>
           <w:b/>
@@ -1269,19 +1381,29 @@
         </w:rPr>
         <w:t xml:space="preserve">Justificación — ¿Por qué exigir consentimiento explícito</w:t>
       </w:r>
-    </w:p>
-    <w:p>
-      <w:pPr>
-        <w:pStyle w:val="BlockText"/>
-      </w:pPr>
-      <w:r>
-        <w:t xml:space="preserve">El consentimiento que se asume es consentimiento que puede negarse después. Exigir un acto explícito — firmar, hacer clic, reconocer — en un momento conocido vincula al miembro con las versiones específicas de los artefactos vigentes ese día, y da a la comunidad un registro defendible de que el acuerdo fue celebrado libre y conscientemente.</w:t>
-      </w:r>
-    </w:p>
-    <w:p>
-      <w:pPr>
-        <w:pStyle w:val="BlockText"/>
-      </w:pPr>
+      <w:r>
+        <w:t xml:space="preserve"> </w:t>
+      </w:r>
+      <w:r>
+        <w:t xml:space="preserve">&gt;</w:t>
+      </w:r>
+      <w:r>
+        <w:t xml:space="preserve"> </w:t>
+      </w:r>
+      <w:r>
+        <w:t xml:space="preserve">&gt; El consentimiento que se asume es consentimiento que puede negarse después. Exigir un acto explícito — firmar, hacer clic, reconocer — en un momento conocido vincula al miembro con las versiones específicas de los artefactos vigentes ese día, y da a la comunidad un registro defendible de que el acuerdo fue celebrado libre y conscientemente.</w:t>
+      </w:r>
+    </w:p>
+    <w:p>
+      <w:pPr>
+        <w:pStyle w:val="BodyText"/>
+      </w:pPr>
+      <w:r>
+        <w:t xml:space="preserve">&gt;</w:t>
+      </w:r>
+      <w:r>
+        <w:t xml:space="preserve"> </w:t>
+      </w:r>
       <w:r>
         <w:rPr>
           <w:b/>
@@ -1289,18 +1411,22 @@
         </w:rPr>
         <w:t xml:space="preserve">Instrucciones — Cómo completar esta sección</w:t>
       </w:r>
-    </w:p>
-    <w:p>
-      <w:pPr>
-        <w:pStyle w:val="BlockText"/>
-      </w:pPr>
-      <w:r>
-        <w:t xml:space="preserve">Describe el acto de consentimiento (firma, reconocimiento en la aplicación, etc.) y a qué versiones de los artefactos está consintiendo el miembro en ese momento.</w:t>
-      </w:r>
-    </w:p>
-    <w:p>
-      <w:pPr>
-        <w:pStyle w:val="FirstParagraph"/>
+      <w:r>
+        <w:t xml:space="preserve"> </w:t>
+      </w:r>
+      <w:r>
+        <w:t xml:space="preserve">&gt;</w:t>
+      </w:r>
+      <w:r>
+        <w:t xml:space="preserve"> </w:t>
+      </w:r>
+      <w:r>
+        <w:t xml:space="preserve">&gt; Describe el acto de consentimiento (firma, reconocimiento en la aplicación, etc.) y a qué versiones de los artefactos está consintiendo el miembro en ese momento.</w:t>
+      </w:r>
+    </w:p>
+    <w:p>
+      <w:pPr>
+        <w:pStyle w:val="BodyText"/>
       </w:pPr>
       <w:r>
         <w:t xml:space="preserve">Al ingresar a la comunidad a través del proceso de incorporación definido, el miembro consiente explícitamente los términos de este acuerdo y los artefactos de la Capa 0 vigentes en el momento de la admisión.</w:t>
@@ -1340,6 +1466,9 @@
       </w:r>
       <w:r>
         <w:t xml:space="preserve"> </w:t>
+      </w:r>
+      <w:r>
+        <w:t xml:space="preserve">&lt;AAAA-MM-DD&gt;</w:t>
       </w:r>
     </w:p>
     <w:p>

--- a/static/downloads/es/docx/layer-1/membership-agreement.docx
+++ b/static/downloads/es/docx/layer-1/membership-agreement.docx
@@ -59,7 +59,7 @@
         <w:t xml:space="preserve">RCOS — Sistema Operativo de Comunidad Regenerativa</w:t>
       </w:r>
     </w:p>
-    <w:bookmarkStart w:id="25" w:name="acuerdo-de-membresía"/>
+    <w:bookmarkStart w:id="27" w:name="acuerdo-de-membresía"/>
     <w:p>
       <w:pPr>
         <w:pStyle w:val="Heading1"/>
@@ -87,7 +87,7 @@
         <w:t xml:space="preserve"> </w:t>
       </w:r>
       <w:r>
-        <w:t xml:space="preserve">2026-07-07</w:t>
+        <w:t xml:space="preserve">2026-08-31</w:t>
       </w:r>
     </w:p>
     <w:p>
@@ -1277,7 +1277,7 @@
       </w:r>
     </w:p>
     <w:bookmarkEnd w:id="21"/>
-    <w:bookmarkStart w:id="22" w:name="referencia-al-debido-proceso"/>
+    <w:bookmarkStart w:id="23" w:name="referencia-al-debido-proceso"/>
     <w:p>
       <w:pPr>
         <w:pStyle w:val="Heading2"/>
@@ -1289,6 +1289,35 @@
     <w:p>
       <w:pPr>
         <w:pStyle w:val="FirstParagraph"/>
+      </w:pPr>
+      <w:r>
+        <w:rPr>
+          <w:i/>
+          <w:iCs/>
+        </w:rPr>
+        <w:t xml:space="preserve">Cláusulas RCOS:</w:t>
+      </w:r>
+      <w:r>
+        <w:rPr>
+          <w:i/>
+          <w:iCs/>
+        </w:rPr>
+        <w:t xml:space="preserve"> </w:t>
+      </w:r>
+      <w:hyperlink r:id="rId22">
+        <w:r>
+          <w:rPr>
+            <w:rStyle w:val="Hyperlink"/>
+            <w:i/>
+            <w:iCs/>
+          </w:rPr>
+          <w:t xml:space="preserve">3.6.3</w:t>
+        </w:r>
+      </w:hyperlink>
+    </w:p>
+    <w:p>
+      <w:pPr>
+        <w:pStyle w:val="BodyText"/>
       </w:pPr>
       <w:r>
         <w:t xml:space="preserve">&gt;</w:t>
@@ -1354,8 +1383,8 @@
         <w:t xml:space="preserve">Cualquier salida forzada, suspensión o restricción de acceso sigue el debido proceso de la Capa 4 y el Protocolo de Salida y Separación.</w:t>
       </w:r>
     </w:p>
-    <w:bookmarkEnd w:id="22"/>
-    <w:bookmarkStart w:id="23" w:name="reconocimiento-de-consentimiento"/>
+    <w:bookmarkEnd w:id="23"/>
+    <w:bookmarkStart w:id="25" w:name="reconocimiento-de-consentimiento"/>
     <w:p>
       <w:pPr>
         <w:pStyle w:val="Heading2"/>
@@ -1367,6 +1396,35 @@
     <w:p>
       <w:pPr>
         <w:pStyle w:val="FirstParagraph"/>
+      </w:pPr>
+      <w:r>
+        <w:rPr>
+          <w:i/>
+          <w:iCs/>
+        </w:rPr>
+        <w:t xml:space="preserve">Cláusulas RCOS:</w:t>
+      </w:r>
+      <w:r>
+        <w:rPr>
+          <w:i/>
+          <w:iCs/>
+        </w:rPr>
+        <w:t xml:space="preserve"> </w:t>
+      </w:r>
+      <w:hyperlink r:id="rId24">
+        <w:r>
+          <w:rPr>
+            <w:rStyle w:val="Hyperlink"/>
+            <w:i/>
+            <w:iCs/>
+          </w:rPr>
+          <w:t xml:space="preserve">3.2.2</w:t>
+        </w:r>
+      </w:hyperlink>
+    </w:p>
+    <w:p>
+      <w:pPr>
+        <w:pStyle w:val="BodyText"/>
       </w:pPr>
       <w:r>
         <w:t xml:space="preserve">&gt;</w:t>
@@ -1439,8 +1497,8 @@
         </w:pict>
       </w:r>
     </w:p>
-    <w:bookmarkEnd w:id="23"/>
-    <w:bookmarkStart w:id="24" w:name="registro-de-ratificación"/>
+    <w:bookmarkEnd w:id="25"/>
+    <w:bookmarkStart w:id="26" w:name="registro-de-ratificación"/>
     <w:p>
       <w:pPr>
         <w:pStyle w:val="Heading2"/>
@@ -1537,8 +1595,8 @@
         <w:t xml:space="preserve">&lt;enlace al registro de decisión&gt;</w:t>
       </w:r>
     </w:p>
-    <w:bookmarkEnd w:id="24"/>
-    <w:bookmarkEnd w:id="25"/>
+    <w:bookmarkEnd w:id="26"/>
+    <w:bookmarkEnd w:id="27"/>
     <w:sectPr>
       <w:footnotePr>
         <w:numRestart w:val="eachSect"/>
